--- a/22424715_PulseTriage/User_Manual.docx
+++ b/22424715_PulseTriage/User_Manual.docx
@@ -14702,9 +14702,9 @@
         <w:tblLook w:val="0020" w:firstRow="1" w:lastRow="0" w:firstColumn="0" w:lastColumn="0" w:noHBand="0" w:noVBand="0"/>
       </w:tblPr>
       <w:tblGrid>
-        <w:gridCol w:w="1802"/>
-        <w:gridCol w:w="6343"/>
-        <w:gridCol w:w="1431"/>
+        <w:gridCol w:w="1803"/>
+        <w:gridCol w:w="6372"/>
+        <w:gridCol w:w="1401"/>
       </w:tblGrid>
       <w:tr>
         <w:tc>
@@ -14872,7 +14872,25 @@
                 <w:rFonts w:ascii="Times New Roman" w:hAnsi="Times New Roman" w:cs="Times New Roman"/>
                 <w:color w:val="000000" w:themeColor="text1"/>
               </w:rPr>
-              <w:t>TD-01, TD-03</w:t>
+              <w:t xml:space="preserve">TD-01, </w:t>
+            </w:r>
+          </w:p>
+          <w:p>
+            <w:pPr>
+              <w:pStyle w:val="Compact"/>
+              <w:spacing w:line="360" w:lineRule="auto"/>
+              <w:jc w:val="both"/>
+              <w:rPr>
+                <w:rFonts w:ascii="Times New Roman" w:hAnsi="Times New Roman" w:cs="Times New Roman"/>
+                <w:color w:val="000000" w:themeColor="text1"/>
+              </w:rPr>
+            </w:pPr>
+            <w:r>
+              <w:rPr>
+                <w:rFonts w:ascii="Times New Roman" w:hAnsi="Times New Roman" w:cs="Times New Roman"/>
+                <w:color w:val="000000" w:themeColor="text1"/>
+              </w:rPr>
+              <w:t>TD-03</w:t>
             </w:r>
           </w:p>
         </w:tc>
